--- a/pr-preview/pr-101/Your-Book-Title-tracked-changes.docx
+++ b/pr-preview/pr-101/Your-Book-Title-tracked-changes.docx
@@ -2400,7 +2400,7 @@
       </w:ins>
       <w:ins w:id="20" w:author="PR Preview" w:date="2026-01-01T00:00:00Z">
         <w:r>
-          <w:t xml:space="preserve">f7ae427</w:t>
+          <w:t xml:space="preserve">f65d069</w:t>
         </w:r>
       </w:ins>
     </w:p>
@@ -2428,7 +2428,7 @@
       </w:ins>
       <w:ins w:id="23" w:author="PR Preview" w:date="2026-01-01T00:00:00Z">
         <w:r>
-          <w:t xml:space="preserve">f7ae4273e3c11fce97b191a145373fd5f2ee4c3c</w:t>
+          <w:t xml:space="preserve">f65d069314486a5d9f5969e4f80a99c2598f729e</w:t>
         </w:r>
       </w:ins>
     </w:p>
@@ -2456,7 +2456,7 @@
       </w:ins>
       <w:ins w:id="26" w:author="PR Preview" w:date="2026-01-01T00:00:00Z">
         <w:r>
-          <w:t xml:space="preserve">2026-10-26 21:41:02 -0700</w:t>
+          <w:t xml:space="preserve">2026-10-27 04:47:40 +0000</w:t>
         </w:r>
       </w:ins>
     </w:p>
